--- a/rulebook/rulebook.docx
+++ b/rulebook/rulebook.docx
@@ -338,91 +338,8 @@
       <w:r>
         <w:t>This section is intentionally left open for card template design. The final card frames should clearly show the information players need to read and play each card.</w:t>
       </w:r>
-    </w:p>
-    <w:p>
-      <w:pPr>
-        <w:pStyle w:val="Heading2"/>
-        <w:spacing w:before="160" w:after="80"/>
-      </w:pPr>
-      <w:r>
-        <w:t>Unit Card Anatomy</w:t>
-      </w:r>
-    </w:p>
-    <w:p>
-      <w:pPr>
-        <w:spacing w:after="80" w:line="252" w:lineRule="auto"/>
-      </w:pPr>
-      <w:r>
-        <w:t>[To be filled during card template design.]</w:t>
-      </w:r>
-    </w:p>
-    <w:p>
-      <w:pPr>
-        <w:pStyle w:val="Heading2"/>
-        <w:spacing w:before="160" w:after="80"/>
-      </w:pPr>
-      <w:r>
-        <w:t>Event Card Anatomy</w:t>
-      </w:r>
-    </w:p>
-    <w:p>
-      <w:pPr>
-        <w:spacing w:after="80" w:line="252" w:lineRule="auto"/>
-      </w:pPr>
-      <w:r>
-        <w:t>[To be filled during card template design.]</w:t>
-      </w:r>
-    </w:p>
-    <w:p>
-      <w:pPr>
-        <w:pStyle w:val="Heading2"/>
-        <w:spacing w:before="160" w:after="80"/>
-      </w:pPr>
-      <w:r>
-        <w:t>Artifact Card Anatomy</w:t>
-      </w:r>
-    </w:p>
-    <w:p>
-      <w:pPr>
-        <w:spacing w:after="80" w:line="252" w:lineRule="auto"/>
-      </w:pPr>
-      <w:r>
-        <w:t>[To be filled during card template design.]</w:t>
-      </w:r>
-    </w:p>
-    <w:p>
-      <w:pPr>
-        <w:pStyle w:val="Heading2"/>
-        <w:spacing w:before="160" w:after="80"/>
-      </w:pPr>
-      <w:r>
-        <w:lastRenderedPageBreak/>
-        <w:t>Equipment Card Anatomy</w:t>
-      </w:r>
-    </w:p>
-    <w:p>
-      <w:pPr>
-        <w:spacing w:after="80" w:line="252" w:lineRule="auto"/>
-      </w:pPr>
-      <w:r>
-        <w:t>[To be filled during card template design.]</w:t>
-      </w:r>
-    </w:p>
-    <w:p>
-      <w:pPr>
-        <w:pStyle w:val="Heading2"/>
-        <w:spacing w:before="160" w:after="80"/>
-      </w:pPr>
-      <w:r>
-        <w:t>Companion Card Anatomy</w:t>
-      </w:r>
-    </w:p>
-    <w:p>
-      <w:pPr>
-        <w:spacing w:after="80" w:line="252" w:lineRule="auto"/>
-      </w:pPr>
-      <w:r>
-        <w:t>[To be filled during card template design.]</w:t>
+      <w:r>
+        <w:t xml:space="preserve"> For current card anatomy look at the card database on the website (https://lieuhm.com)</w:t>
       </w:r>
     </w:p>
     <w:p>
@@ -700,7 +617,14 @@
               <w:rPr>
                 <w:sz w:val="17"/>
               </w:rPr>
-              <w:t>All Units entering your party must meet the Race/Tribe requirements listed on your Companion card.</w:t>
+              <w:t xml:space="preserve">All Units entering your party must meet the Race/Tribe requirements listed on your Companion </w:t>
+            </w:r>
+            <w:r>
+              <w:rPr>
+                <w:sz w:val="17"/>
+              </w:rPr>
+              <w:lastRenderedPageBreak/>
+              <w:t>card.</w:t>
             </w:r>
           </w:p>
         </w:tc>
@@ -1103,7 +1027,6 @@
         <w:ind w:left="432" w:hanging="432"/>
       </w:pPr>
       <w:r>
-        <w:lastRenderedPageBreak/>
         <w:t>5. Decide who goes first with a high-low D6 dice roll. Reroll ties. The higher roll goes first unless both players agree otherwise.</w:t>
       </w:r>
     </w:p>
@@ -1183,6 +1106,7 @@
         <w:spacing w:before="160" w:after="80"/>
       </w:pPr>
       <w:r>
+        <w:lastRenderedPageBreak/>
         <w:t>Mana</w:t>
       </w:r>
     </w:p>
@@ -1459,7 +1383,6 @@
         <w:spacing w:after="80" w:line="252" w:lineRule="auto"/>
       </w:pPr>
       <w:r>
-        <w:lastRenderedPageBreak/>
         <w:t>There is no hard limit on the number of Units you may play in a turn. The Provisions and Mana curve naturally restricts early play. In the late game, if there is a board clear, a player may play up to four Units in one turn if they have enough resources and open party slots.</w:t>
       </w:r>
     </w:p>
@@ -1503,6 +1426,7 @@
         <w:spacing w:before="160" w:after="80"/>
       </w:pPr>
       <w:r>
+        <w:lastRenderedPageBreak/>
         <w:t>Actions</w:t>
       </w:r>
     </w:p>
@@ -1632,7 +1556,6 @@
         <w:ind w:left="432" w:hanging="432"/>
       </w:pPr>
       <w:r>
-        <w:lastRenderedPageBreak/>
         <w:t>3. Instant Window. Starting with the defending player, players may use Instants. The most recent Instant resolves first. After the chain resolves, another Instant window may open if another Unit uses an Instant or a card creates one.</w:t>
       </w:r>
     </w:p>
@@ -1687,6 +1610,7 @@
         <w:spacing w:before="160" w:after="80"/>
       </w:pPr>
       <w:r>
+        <w:lastRenderedPageBreak/>
         <w:t>Blocking</w:t>
       </w:r>
     </w:p>
@@ -1825,7 +1749,6 @@
         <w:ind w:left="432" w:hanging="432"/>
       </w:pPr>
       <w:r>
-        <w:lastRenderedPageBreak/>
         <w:t>6. Ward cancels the first enemy Event, spell, or Ability targeting that Unit each turn.</w:t>
       </w:r>
     </w:p>
@@ -1876,6 +1799,7 @@
         <w:spacing w:after="80" w:line="252" w:lineRule="auto"/>
       </w:pPr>
       <w:r>
+        <w:lastRenderedPageBreak/>
         <w:t>Example: 8 Attack defeats a 5-Health blocker. Overspill is 3. Floor 3 divided by 2 = 1 Party Damage. If two attackers produce Overspill 3 and Overspill 4 in the same combat, total 7. Floor 7 divided by 2 = 3 Party Damage.</w:t>
       </w:r>
     </w:p>
@@ -1987,7 +1911,6 @@
         <w:spacing w:before="160" w:after="80"/>
       </w:pPr>
       <w:r>
-        <w:lastRenderedPageBreak/>
         <w:t>Healing</w:t>
       </w:r>
     </w:p>
@@ -2039,6 +1962,7 @@
         <w:spacing w:before="160" w:after="80"/>
       </w:pPr>
       <w:r>
+        <w:lastRenderedPageBreak/>
         <w:t>Events and the Simple Chain</w:t>
       </w:r>
     </w:p>
@@ -2149,7 +2073,6 @@
         <w:spacing w:before="160" w:after="80"/>
       </w:pPr>
       <w:r>
-        <w:lastRenderedPageBreak/>
         <w:t>Companion Identity</w:t>
       </w:r>
     </w:p>
@@ -2201,6 +2124,7 @@
         <w:spacing w:before="160" w:after="80"/>
       </w:pPr>
       <w:r>
+        <w:lastRenderedPageBreak/>
         <w:t>Keywords</w:t>
       </w:r>
     </w:p>

--- a/rulebook/rulebook.docx
+++ b/rulebook/rulebook.docx
@@ -12,7 +12,7 @@
           <w:b/>
           <w:sz w:val="40"/>
         </w:rPr>
-        <w:t>Project DD - Draft Rulebook</w:t>
+        <w:t>Partyfall - Draft Rulebook</w:t>
       </w:r>
     </w:p>
     <w:p>
@@ -40,7 +40,7 @@
         <w:spacing w:after="80" w:line="252" w:lineRule="auto"/>
       </w:pPr>
       <w:r>
-        <w:t>Project DD is a two-player fantasy card game in which you assemble a party of four adventurers</w:t>
+        <w:t>Partyfall is a two-player fantasy card game in which you assemble a party of four adventurers</w:t>
       </w:r>
       <w:r>
         <w:t xml:space="preserve">. </w:t>
@@ -150,7 +150,7 @@
         <w:spacing w:after="80" w:line="252" w:lineRule="auto"/>
       </w:pPr>
       <w:r>
-        <w:t>Project DD uses Units, Events, Artifacts, Equipment, and Companions. Some card names may use fantasy terms such as Relic or Spell, but the rules below explain what those terms mean mechanically.</w:t>
+        <w:t>Partyfall uses Units, Events, Artifacts, Equipment, and Companions. Some card names may use fantasy terms such as Relic or Spell, but the rules below explain what those terms mean mechanically.</w:t>
       </w:r>
     </w:p>
     <w:p>
@@ -1080,7 +1080,7 @@
         <w:spacing w:after="80" w:line="252" w:lineRule="auto"/>
       </w:pPr>
       <w:r>
-        <w:t>Project DD uses two resources: Provisions and Mana. Use tokens or counters to track both resources.</w:t>
+        <w:t>Partyfall uses two resources: Provisions and Mana. Use tokens or counters to track both resources.</w:t>
       </w:r>
     </w:p>
     <w:p>
@@ -1478,7 +1478,7 @@
         <w:spacing w:after="80" w:line="252" w:lineRule="auto"/>
       </w:pPr>
       <w:r>
-        <w:t>Instant is the fastest speed in Project DD. Instants may be used during an Instant window, including during combat and defense. Events are almost always Instant speed unless their card text says otherwise. Some Unit Abilities may also be marked Instant.</w:t>
+        <w:t>Instant is the fastest speed in Partyfall. Instants may be used during an Instant window, including during combat and defense. Events are almost always Instant speed unless their card text says otherwise. Some Unit Abilities may also be marked Instant.</w:t>
       </w:r>
     </w:p>
     <w:p>
@@ -1520,7 +1520,7 @@
         <w:spacing w:after="80" w:line="252" w:lineRule="auto"/>
       </w:pPr>
       <w:r>
-        <w:t>Combat is the core of Project DD. Your party works together to attack, cast spells, break through the enemy line, and create Party Damage through Overspill, Breakthrough, Siege, and direct effects.</w:t>
+        <w:t>Combat is the core of Partyfall. Your party works together to attack, cast spells, break through the enemy line, and create Party Damage through Overspill, Breakthrough, Siege, and direct effects.</w:t>
       </w:r>
     </w:p>
     <w:p>
@@ -1971,7 +1971,7 @@
         <w:spacing w:after="80" w:line="252" w:lineRule="auto"/>
       </w:pPr>
       <w:r>
-        <w:t>Events are powerful world events played from hand. They usually happen at Instant speed and often affect both players. Events are not normal small spells; most magic in Project DD comes from Unit Strikes or Unit Abilities. Events are the exception that lets you unleash a large effect directly from hand.</w:t>
+        <w:t>Events are powerful world events played from hand. They usually happen at Instant speed and often affect both players. Events are not normal small spells; most magic in Partyfall comes from Unit Strikes or Unit Abilities. Events are the exception that lets you unleash a large effect directly from hand.</w:t>
       </w:r>
     </w:p>
     <w:p>
@@ -2081,7 +2081,7 @@
         <w:spacing w:after="80" w:line="252" w:lineRule="auto"/>
       </w:pPr>
       <w:r>
-        <w:t>Your Companion lists the Tribes and party combinations your deck is allowed to use. Any Unit that enters your party must meet the Race/Tribe requirements listed on your Companion. This is the main deckbuilding restriction of Project DD.</w:t>
+        <w:t>Your Companion lists the Tribes and party combinations your deck is allowed to use. Any Unit that enters your party must meet the Race/Tribe requirements listed on your Companion. This is the main deckbuilding restriction of Partyfall.</w:t>
       </w:r>
     </w:p>
     <w:p>
@@ -3906,7 +3906,7 @@
       <w:rPr>
         <w:sz w:val="16"/>
       </w:rPr>
-      <w:t>Project DD - Draft Rulebook</w:t>
+      <w:t>Partyfall - Draft Rulebook</w:t>
     </w:r>
   </w:p>
 </w:ftr>
